--- a/MOU_TelomX_供应_中文.docx
+++ b/MOU_TelomX_供应_中文.docx
@@ -103,9 +103,9 @@
               </w:rPr>
               <w:t>TelomX 公司（Telom-X-Gene）</w:t>
               <w:br/>
-              <w:t>地址：[总部地址]</w:t>
+              <w:t>地址：大韩民国大田广域市东区山内路431-16</w:t>
               <w:br/>
-              <w:t>法定代表人：[姓名]</w:t>
+              <w:t>法定代表人：会长 李在镐</w:t>
             </w:r>
           </w:p>
         </w:tc>
@@ -669,7 +669,7 @@
               <w:rPr>
                 <w:rFonts w:ascii="SimSun" w:hAnsi="SimSun" w:eastAsia="SimSun"/>
               </w:rPr>
-              <w:t>法定代表人：________________ （盖章）</w:t>
+              <w:t>法定代表人：李在镐 （盖章）</w:t>
             </w:r>
           </w:p>
         </w:tc>
@@ -697,7 +697,7 @@
               <w:rPr>
                 <w:rFonts w:ascii="SimSun" w:hAnsi="SimSun" w:eastAsia="SimSun"/>
               </w:rPr>
-              <w:t>职务：</w:t>
+              <w:t>职务：会长</w:t>
             </w:r>
           </w:p>
         </w:tc>

--- a/MOU_TelomX_供应_中文.docx
+++ b/MOU_TelomX_供应_中文.docx
@@ -36,7 +36,7 @@
           <w:rFonts w:ascii="SimSun" w:hAnsi="SimSun" w:eastAsia="SimSun"/>
           <w:b w:val="0"/>
         </w:rPr>
-        <w:t>本谅解备忘录（以下简称"本备忘录"）由下列双方为约定有关 Telom-X-Gene（以下简称"本产品"）供应及合作的基本事项而签订。</w:t>
+        <w:t>本谅解备忘录（以下简称"本备忘录"）于 20[ ] 年 [ ] 月 [ ] 日 由下列双方为约定有关 Telom-X-Gene（以下简称"本产品"）供应及合作的基本事项而签订。</w:t>
       </w:r>
     </w:p>
     <w:tbl>
@@ -530,7 +530,7 @@
           <w:rFonts w:ascii="SimSun" w:hAnsi="SimSun" w:eastAsia="SimSun"/>
           <w:b w:val="0"/>
         </w:rPr>
-        <w:t>2. 因本备忘录产生的争议，双方应首先通过协商解决；协商不成的，提交 [新加坡国际仲裁中心（SIAC）／大韩商事仲裁院（KCAB）／中国国际经济贸易仲裁委员会（CIETAC）] 按其仲裁规则仲裁解决，仲裁裁决为终局裁决。</w:t>
+        <w:t>2. 因本备忘录产生的争议，双方应首先通过协商解决；协商不成的，按国际法院的仲裁规则最终解决。</w:t>
       </w:r>
     </w:p>
     <w:p>
@@ -744,17 +744,6 @@
         </w:tc>
       </w:tr>
     </w:tbl>
-    <w:p/>
-    <w:p>
-      <w:r>
-        <w:rPr>
-          <w:rFonts w:ascii="SimSun" w:hAnsi="SimSun" w:eastAsia="SimSun"/>
-          <w:b w:val="0"/>
-          <w:i/>
-        </w:rPr>
-        <w:t>※ 本草案为通用范本示例，签订前请务必由两国法律专业人士审阅。</w:t>
-      </w:r>
-    </w:p>
     <w:sectPr>
       <w:pgSz w:w="12240" w:h="15840"/>
       <w:pgMar w:top="1440" w:right="1800" w:bottom="1440" w:left="1800" w:header="720" w:footer="720" w:gutter="0"/>

--- a/MOU_TelomX_供应_中文.docx
+++ b/MOU_TelomX_供应_中文.docx
@@ -530,7 +530,7 @@
           <w:rFonts w:ascii="SimSun" w:hAnsi="SimSun" w:eastAsia="SimSun"/>
           <w:b w:val="0"/>
         </w:rPr>
-        <w:t>2. 因本备忘录产生的争议，双方应首先通过协商解决；协商不成的，按国际法院的仲裁规则最终解决。</w:t>
+        <w:t>2. 因本备忘录产生的争议，双方应首先通过协商解决；协商不成的，按国际商事仲裁机构的仲裁规则最终解决。</w:t>
       </w:r>
     </w:p>
     <w:p>
